--- a/docs/RetailDWDokumentació.docx
+++ b/docs/RetailDWDokumentació.docx
@@ -9,30 +9,22 @@
           <w:rFonts w:asciiTheme="minorHAnsi" w:hAnsiTheme="minorHAnsi"/>
         </w:rPr>
       </w:pPr>
-      <w:proofErr w:type="spellStart"/>
       <w:r>
         <w:rPr>
           <w:rFonts w:asciiTheme="minorHAnsi" w:hAnsiTheme="minorHAnsi"/>
         </w:rPr>
-        <w:t>RetailDW</w:t>
-      </w:r>
-      <w:proofErr w:type="spellEnd"/>
+        <w:t xml:space="preserve">RetailDW - Kiskereskedelmi </w:t>
+      </w:r>
       <w:r>
         <w:rPr>
           <w:rFonts w:asciiTheme="minorHAnsi" w:hAnsiTheme="minorHAnsi"/>
         </w:rPr>
-        <w:t xml:space="preserve"> - Kiskereskedelmi </w:t>
+        <w:t>Értékesítési</w:t>
       </w:r>
       <w:r>
         <w:rPr>
           <w:rFonts w:asciiTheme="minorHAnsi" w:hAnsiTheme="minorHAnsi"/>
         </w:rPr>
-        <w:t>Értékesítési</w:t>
-      </w:r>
-      <w:r>
-        <w:rPr>
-          <w:rFonts w:asciiTheme="minorHAnsi" w:hAnsiTheme="minorHAnsi"/>
-        </w:rPr>
         <w:t xml:space="preserve"> Adattárház</w:t>
       </w:r>
     </w:p>
@@ -83,15 +75,7 @@
         <w:t>adat tárházba</w:t>
       </w:r>
       <w:r>
-        <w:t xml:space="preserve"> SSIS ETL </w:t>
-      </w:r>
-      <w:proofErr w:type="spellStart"/>
-      <w:r>
-        <w:t>pipeline</w:t>
-      </w:r>
-      <w:proofErr w:type="spellEnd"/>
-      <w:r>
-        <w:t xml:space="preserve"> </w:t>
+        <w:t xml:space="preserve"> SSIS ETL pipeline </w:t>
       </w:r>
       <w:r>
         <w:t>segítségével</w:t>
@@ -109,15 +93,7 @@
         <w:t>eredményeket</w:t>
       </w:r>
       <w:r>
-        <w:t xml:space="preserve"> </w:t>
-      </w:r>
-      <w:proofErr w:type="spellStart"/>
-      <w:r>
-        <w:t>Power</w:t>
-      </w:r>
-      <w:proofErr w:type="spellEnd"/>
-      <w:r>
-        <w:t xml:space="preserve"> BI-ban jeleníti meg, es id</w:t>
+        <w:t xml:space="preserve"> Power BI-ban jeleníti meg, es id</w:t>
       </w:r>
       <w:r>
         <w:t>ő</w:t>
@@ -153,15 +129,7 @@
         <w:t>hálózattokkal</w:t>
       </w:r>
       <w:r>
-        <w:t xml:space="preserve"> egy </w:t>
-      </w:r>
-      <w:proofErr w:type="spellStart"/>
-      <w:r>
-        <w:t>Jupyter</w:t>
-      </w:r>
-      <w:proofErr w:type="spellEnd"/>
-      <w:r>
-        <w:t xml:space="preserve"> notebookban.</w:t>
+        <w:t xml:space="preserve"> egy Jupyter notebookban.</w:t>
       </w:r>
     </w:p>
     <w:p>
@@ -192,49 +160,20 @@
         </w:numPr>
       </w:pPr>
       <w:r>
-        <w:t>SQL Server (</w:t>
-      </w:r>
-      <w:proofErr w:type="spellStart"/>
-      <w:r>
-        <w:t>LocalDB</w:t>
-      </w:r>
-      <w:proofErr w:type="spellEnd"/>
-      <w:r>
-        <w:t xml:space="preserve"> vagy Express kiadás) szükséges adatbázismotorként. A projekt a</w:t>
-      </w:r>
-      <w:r>
-        <w:t xml:space="preserve"> </w:t>
-      </w:r>
-      <w:r>
-        <w:t>(</w:t>
-      </w:r>
-      <w:proofErr w:type="spellStart"/>
-      <w:r>
-        <w:t>localdb</w:t>
-      </w:r>
-      <w:proofErr w:type="spellEnd"/>
-      <w:r>
-        <w:t>)\</w:t>
-      </w:r>
-      <w:proofErr w:type="spellStart"/>
-      <w:r>
-        <w:t>MSSQLLocalDB</w:t>
-      </w:r>
-      <w:proofErr w:type="spellEnd"/>
-      <w:r>
-        <w:t xml:space="preserve"> nevű helyi példányhoz csatlakozik. </w:t>
+        <w:t>SQL Server (LocalDB vagy Express kiadás) szükséges adatbázismotorként. A projekt a</w:t>
+      </w:r>
+      <w:r>
+        <w:t xml:space="preserve"> </w:t>
+      </w:r>
+      <w:r>
+        <w:t xml:space="preserve">(localdb)\MSSQLLocalDB nevű helyi példányhoz csatlakozik. </w:t>
       </w:r>
       <w:r>
         <w:t xml:space="preserve">(opcionális) </w:t>
       </w:r>
       <w:r>
-        <w:t xml:space="preserve">SQL Server Management </w:t>
-      </w:r>
-      <w:proofErr w:type="spellStart"/>
-      <w:r>
-        <w:t>Studio</w:t>
-      </w:r>
-      <w:proofErr w:type="spellEnd"/>
+        <w:t>SQL Server Management Studio</w:t>
+      </w:r>
       <w:r>
         <w:t xml:space="preserve"> az adatok ellenőrzéséhez.</w:t>
       </w:r>
@@ -248,37 +187,8 @@
         </w:numPr>
       </w:pPr>
       <w:r>
-        <w:t xml:space="preserve">Visual </w:t>
-      </w:r>
-      <w:proofErr w:type="spellStart"/>
-      <w:r>
-        <w:t>Studio</w:t>
-      </w:r>
-      <w:proofErr w:type="spellEnd"/>
-      <w:r>
-        <w:t xml:space="preserve"> 2019 vagy újabb verzió a SQL Server </w:t>
-      </w:r>
-      <w:proofErr w:type="spellStart"/>
-      <w:r>
-        <w:t>Integration</w:t>
-      </w:r>
-      <w:proofErr w:type="spellEnd"/>
-      <w:r>
-        <w:t xml:space="preserve"> </w:t>
-      </w:r>
-      <w:proofErr w:type="spellStart"/>
-      <w:r>
-        <w:t>Services</w:t>
-      </w:r>
-      <w:proofErr w:type="spellEnd"/>
-      <w:r>
-        <w:t xml:space="preserve"> </w:t>
-      </w:r>
-      <w:proofErr w:type="spellStart"/>
-      <w:r>
-        <w:t>Projects</w:t>
-      </w:r>
-      <w:proofErr w:type="spellEnd"/>
+        <w:t>Visual Studio 2019 vagy újabb verzió a SQL Server Integration Services Projects</w:t>
+      </w:r>
       <w:r>
         <w:t xml:space="preserve"> </w:t>
       </w:r>
@@ -289,21 +199,8 @@
         <w:t xml:space="preserve"> </w:t>
       </w:r>
       <w:r>
-        <w:t>A lefordított csomag (</w:t>
-      </w:r>
-      <w:proofErr w:type="spellStart"/>
-      <w:r>
-        <w:t>RetailDW_ETL.ispac</w:t>
-      </w:r>
-      <w:proofErr w:type="spellEnd"/>
-      <w:r>
-        <w:t xml:space="preserve">) már szerepel a projektben, ezért Visual </w:t>
-      </w:r>
-      <w:proofErr w:type="spellStart"/>
-      <w:r>
-        <w:t>Studio</w:t>
-      </w:r>
-      <w:proofErr w:type="spellEnd"/>
+        <w:t>A lefordított csomag (RetailDW_ETL.ispac) már szerepel a projektben, ezért Visual Studio</w:t>
+      </w:r>
       <w:r>
         <w:t>. c</w:t>
       </w:r>
@@ -325,21 +222,8 @@
           <w:numId w:val="1"/>
         </w:numPr>
       </w:pPr>
-      <w:proofErr w:type="spellStart"/>
-      <w:r>
-        <w:t>Power</w:t>
-      </w:r>
-      <w:proofErr w:type="spellEnd"/>
-      <w:r>
-        <w:t xml:space="preserve"> BI </w:t>
-      </w:r>
-      <w:proofErr w:type="spellStart"/>
-      <w:r>
-        <w:t>Desktop</w:t>
-      </w:r>
-      <w:proofErr w:type="spellEnd"/>
-      <w:r>
-        <w:t xml:space="preserve"> szükséges a riportfájl megnyitásához.</w:t>
+      <w:r>
+        <w:t>Power BI Desktop szükséges a riportfájl megnyitásához.</w:t>
       </w:r>
     </w:p>
     <w:p>
@@ -351,58 +235,13 @@
         </w:numPr>
       </w:pPr>
       <w:r>
-        <w:t xml:space="preserve">Python 3.x szükséges a </w:t>
-      </w:r>
-      <w:proofErr w:type="spellStart"/>
-      <w:r>
-        <w:t>Jupyter</w:t>
-      </w:r>
-      <w:proofErr w:type="spellEnd"/>
-      <w:r>
-        <w:t xml:space="preserve"> notebookhoz. A következő csomagokat kell telepíteni:</w:t>
-      </w:r>
-      <w:r>
-        <w:t xml:space="preserve"> </w:t>
-      </w:r>
-      <w:proofErr w:type="spellStart"/>
-      <w:r>
-        <w:t>pandas</w:t>
-      </w:r>
-      <w:proofErr w:type="spellEnd"/>
-      <w:r>
-        <w:t xml:space="preserve">, </w:t>
-      </w:r>
-      <w:proofErr w:type="spellStart"/>
-      <w:r>
-        <w:t>numpy</w:t>
-      </w:r>
-      <w:proofErr w:type="spellEnd"/>
-      <w:r>
-        <w:t xml:space="preserve">, </w:t>
-      </w:r>
-      <w:proofErr w:type="spellStart"/>
-      <w:r>
-        <w:t>matplotlib</w:t>
-      </w:r>
-      <w:proofErr w:type="spellEnd"/>
-      <w:r>
-        <w:t xml:space="preserve">, </w:t>
-      </w:r>
-      <w:proofErr w:type="spellStart"/>
-      <w:r>
-        <w:t>scikit-learn</w:t>
-      </w:r>
-      <w:proofErr w:type="spellEnd"/>
-      <w:r>
-        <w:t xml:space="preserve"> és </w:t>
-      </w:r>
-      <w:proofErr w:type="spellStart"/>
-      <w:r>
-        <w:t>tensorflow</w:t>
-      </w:r>
-      <w:proofErr w:type="spellEnd"/>
-      <w:r>
-        <w:t>.</w:t>
+        <w:t>Python 3.x szükséges a Jupyter notebookhoz. A következő csomagokat kell telepíteni:</w:t>
+      </w:r>
+      <w:r>
+        <w:t xml:space="preserve"> </w:t>
+      </w:r>
+      <w:r>
+        <w:t>pandas, numpy, matplotlib, scikit-learn és tensorflow.</w:t>
       </w:r>
     </w:p>
     <w:p>
@@ -426,23 +265,7 @@
     </w:p>
     <w:p>
       <w:r>
-        <w:t xml:space="preserve">A run_ssis.bat egy batch </w:t>
-      </w:r>
-      <w:proofErr w:type="spellStart"/>
-      <w:r>
-        <w:t>szkript</w:t>
-      </w:r>
-      <w:proofErr w:type="spellEnd"/>
-      <w:r>
-        <w:t xml:space="preserve">, amely az egész ETL </w:t>
-      </w:r>
-      <w:proofErr w:type="spellStart"/>
-      <w:r>
-        <w:t>pipeline</w:t>
-      </w:r>
-      <w:proofErr w:type="spellEnd"/>
-      <w:r>
-        <w:t>-t futtatja. Duplán</w:t>
+        <w:t>A run_ssis.bat egy batch szkript, amely az egész ETL pipeline-t futtatja. Duplán</w:t>
       </w:r>
       <w:r>
         <w:t xml:space="preserve"> </w:t>
@@ -459,23 +282,7 @@
     </w:p>
     <w:p>
       <w:r>
-        <w:t xml:space="preserve">A </w:t>
-      </w:r>
-      <w:proofErr w:type="spellStart"/>
-      <w:r>
-        <w:t>reset_database.sql</w:t>
-      </w:r>
-      <w:proofErr w:type="spellEnd"/>
-      <w:r>
-        <w:t xml:space="preserve"> egy SQL </w:t>
-      </w:r>
-      <w:proofErr w:type="spellStart"/>
-      <w:r>
-        <w:t>szkript</w:t>
-      </w:r>
-      <w:proofErr w:type="spellEnd"/>
-      <w:r>
-        <w:t>, amely törli az összes adatot az adatbázisból,</w:t>
+        <w:t>A reset_database.sql egy SQL szkript, amely törli az összes adatot az adatbázisból,</w:t>
       </w:r>
       <w:r>
         <w:t xml:space="preserve"> </w:t>
@@ -511,7 +318,6 @@
         <w:lastRenderedPageBreak/>
         <w:t xml:space="preserve">A </w:t>
       </w:r>
-      <w:proofErr w:type="spellStart"/>
       <w:r>
         <w:rPr>
           <w:b/>
@@ -519,61 +325,20 @@
         </w:rPr>
         <w:t>data</w:t>
       </w:r>
-      <w:proofErr w:type="spellEnd"/>
-      <w:r>
-        <w:t xml:space="preserve"> mappa tartalmazza az összes adatforrást. A </w:t>
-      </w:r>
-      <w:proofErr w:type="spellStart"/>
-      <w:r>
-        <w:t>raw</w:t>
-      </w:r>
-      <w:proofErr w:type="spellEnd"/>
-      <w:r>
-        <w:t xml:space="preserve"> almappában található a két</w:t>
-      </w:r>
-      <w:r>
-        <w:t xml:space="preserve"> </w:t>
-      </w:r>
-      <w:r>
-        <w:t>eredeti forrásfájl: a "</w:t>
-      </w:r>
-      <w:proofErr w:type="spellStart"/>
-      <w:r>
-        <w:t>Sample</w:t>
-      </w:r>
-      <w:proofErr w:type="spellEnd"/>
-      <w:r>
-        <w:t xml:space="preserve"> - Superstore.csv" a fő kiskereskedelmi </w:t>
+      <w:r>
+        <w:t xml:space="preserve"> mappa tartalmazza az összes adatforrást. A raw almappában található a két</w:t>
+      </w:r>
+      <w:r>
+        <w:t xml:space="preserve"> </w:t>
+      </w:r>
+      <w:r>
+        <w:t xml:space="preserve">eredeti forrásfájl: a "Sample - Superstore.csv" a fő kiskereskedelmi </w:t>
       </w:r>
       <w:r>
         <w:t xml:space="preserve">értékesítési </w:t>
       </w:r>
       <w:r>
-        <w:t xml:space="preserve">adathalmaz körülbelül 10 000 sorral, valamint az "US </w:t>
-      </w:r>
-      <w:proofErr w:type="spellStart"/>
-      <w:r>
-        <w:t>Holiday</w:t>
-      </w:r>
-      <w:proofErr w:type="spellEnd"/>
-      <w:r>
-        <w:t xml:space="preserve"> </w:t>
-      </w:r>
-      <w:proofErr w:type="spellStart"/>
-      <w:r>
-        <w:t>Dates</w:t>
-      </w:r>
-      <w:proofErr w:type="spellEnd"/>
-      <w:r>
-        <w:t xml:space="preserve"> (2004-2021).</w:t>
-      </w:r>
-      <w:proofErr w:type="spellStart"/>
-      <w:r>
-        <w:t>csv</w:t>
-      </w:r>
-      <w:proofErr w:type="spellEnd"/>
-      <w:r>
-        <w:t>",</w:t>
+        <w:t>adathalmaz körülbelül 10 000 sorral, valamint az "US Holiday Dates (2004-2021).csv",</w:t>
       </w:r>
       <w:r>
         <w:t xml:space="preserve"> </w:t>
@@ -585,15 +350,7 @@
         <w:t xml:space="preserve"> </w:t>
       </w:r>
       <w:r>
-        <w:t xml:space="preserve">szolgál. A </w:t>
-      </w:r>
-      <w:proofErr w:type="spellStart"/>
-      <w:r>
-        <w:t>split</w:t>
-      </w:r>
-      <w:proofErr w:type="spellEnd"/>
-      <w:r>
-        <w:t xml:space="preserve"> almappában az </w:t>
+        <w:t xml:space="preserve">szolgál. A split almappában az </w:t>
       </w:r>
       <w:r>
         <w:t>értékesítési</w:t>
@@ -605,26 +362,13 @@
         <w:t xml:space="preserve"> </w:t>
       </w:r>
       <w:r>
-        <w:t xml:space="preserve">találhatók, sales_chunk_1.csv-től sales_chunk_4.csv-ig. Ezeket az ETL </w:t>
-      </w:r>
-      <w:proofErr w:type="spellStart"/>
-      <w:r>
-        <w:t>pipeline</w:t>
-      </w:r>
-      <w:proofErr w:type="spellEnd"/>
-      <w:r>
-        <w:t xml:space="preserve"> </w:t>
-      </w:r>
-      <w:r>
-        <w:t xml:space="preserve">egymás után tölti be. A split.py egy Python </w:t>
-      </w:r>
-      <w:proofErr w:type="spellStart"/>
-      <w:r>
-        <w:t>szkript</w:t>
-      </w:r>
-      <w:proofErr w:type="spellEnd"/>
-      <w:r>
-        <w:t>, amellyel ezeket a fájlokat</w:t>
+        <w:t>találhatók, sales_chunk_1.csv-től sales_chunk_4.csv-ig. Ezeket az ETL pipeline</w:t>
+      </w:r>
+      <w:r>
+        <w:t xml:space="preserve"> </w:t>
+      </w:r>
+      <w:r>
+        <w:t>egymás után tölti be. A split.py egy Python szkript, amellyel ezeket a fájlokat</w:t>
       </w:r>
       <w:r>
         <w:t xml:space="preserve"> </w:t>
@@ -637,7 +381,6 @@
       <w:r>
         <w:t xml:space="preserve">Az </w:t>
       </w:r>
-      <w:proofErr w:type="spellStart"/>
       <w:r>
         <w:rPr>
           <w:b/>
@@ -645,58 +388,20 @@
         </w:rPr>
         <w:t>ssis</w:t>
       </w:r>
-      <w:proofErr w:type="spellEnd"/>
-      <w:r>
-        <w:t xml:space="preserve"> mappa tartalmazza a Visual </w:t>
-      </w:r>
-      <w:proofErr w:type="spellStart"/>
-      <w:r>
-        <w:t>Studio</w:t>
-      </w:r>
-      <w:proofErr w:type="spellEnd"/>
-      <w:r>
-        <w:t xml:space="preserve"> megoldást. A megoldásfájl neve</w:t>
-      </w:r>
-      <w:r>
-        <w:t xml:space="preserve"> </w:t>
-      </w:r>
-      <w:proofErr w:type="spellStart"/>
-      <w:r>
-        <w:t>RetailDW_ETL.slnx</w:t>
-      </w:r>
-      <w:proofErr w:type="spellEnd"/>
-      <w:r>
-        <w:t xml:space="preserve">, és közvetlenül megnyitható Visual </w:t>
-      </w:r>
-      <w:proofErr w:type="spellStart"/>
-      <w:r>
-        <w:t>Studióban</w:t>
-      </w:r>
-      <w:proofErr w:type="spellEnd"/>
-      <w:r>
-        <w:t>. A projekten belül hat</w:t>
-      </w:r>
-      <w:r>
-        <w:t xml:space="preserve"> </w:t>
-      </w:r>
-      <w:r>
-        <w:t xml:space="preserve">SSIS csomag található: a </w:t>
-      </w:r>
-      <w:proofErr w:type="spellStart"/>
-      <w:r>
-        <w:t>Master.dtsx</w:t>
-      </w:r>
-      <w:proofErr w:type="spellEnd"/>
-      <w:r>
-        <w:t xml:space="preserve"> az egész </w:t>
-      </w:r>
-      <w:proofErr w:type="spellStart"/>
-      <w:r>
-        <w:t>pipeline</w:t>
-      </w:r>
-      <w:proofErr w:type="spellEnd"/>
-      <w:r>
-        <w:t>-t koordinálja és sorban meghívja</w:t>
+      <w:r>
+        <w:t xml:space="preserve"> mappa tartalmazza a Visual Studio megoldást. A megoldásfájl neve</w:t>
+      </w:r>
+      <w:r>
+        <w:t xml:space="preserve"> </w:t>
+      </w:r>
+      <w:r>
+        <w:t>RetailDW_ETL.slnx, és közvetlenül megnyitható Visual Studióban. A projekten belül hat</w:t>
+      </w:r>
+      <w:r>
+        <w:t xml:space="preserve"> </w:t>
+      </w:r>
+      <w:r>
+        <w:t>SSIS csomag található: a Master.dtsx az egész pipeline-t koordinálja és sorban meghívja</w:t>
       </w:r>
       <w:r>
         <w:t xml:space="preserve"> </w:t>
@@ -713,19 +418,9 @@
           <w:numId w:val="2"/>
         </w:numPr>
       </w:pPr>
-      <w:proofErr w:type="spellStart"/>
-      <w:r>
-        <w:t>LoadHolidayDimension.dtsx</w:t>
-      </w:r>
-      <w:proofErr w:type="spellEnd"/>
-      <w:r>
-        <w:t xml:space="preserve"> betölti az ünnepnap-</w:t>
-      </w:r>
-      <w:proofErr w:type="spellStart"/>
-      <w:r>
-        <w:t>referenciaadatokat</w:t>
-      </w:r>
-      <w:proofErr w:type="spellEnd"/>
+      <w:r>
+        <w:t>LoadHolidayDimension.dtsx betölti az ünnepnap-referenciaadatokat</w:t>
+      </w:r>
     </w:p>
     <w:p>
       <w:pPr>
@@ -735,21 +430,8 @@
           <w:numId w:val="2"/>
         </w:numPr>
       </w:pPr>
-      <w:proofErr w:type="spellStart"/>
-      <w:r>
-        <w:t>LoadSalesChunk.dtsx</w:t>
-      </w:r>
-      <w:proofErr w:type="spellEnd"/>
-      <w:r>
-        <w:t xml:space="preserve"> egy CSV-fájlt tölt be a </w:t>
-      </w:r>
-      <w:proofErr w:type="spellStart"/>
-      <w:r>
-        <w:t>staging</w:t>
-      </w:r>
-      <w:proofErr w:type="spellEnd"/>
-      <w:r>
-        <w:t xml:space="preserve"> táblába</w:t>
+      <w:r>
+        <w:t>LoadSalesChunk.dtsx egy CSV-fájlt tölt be a staging táblába</w:t>
       </w:r>
     </w:p>
     <w:p>
@@ -760,24 +442,14 @@
           <w:numId w:val="2"/>
         </w:numPr>
       </w:pPr>
-      <w:proofErr w:type="spellStart"/>
       <w:r>
         <w:t>TransformToFact.dtsx</w:t>
       </w:r>
-      <w:proofErr w:type="spellEnd"/>
-      <w:r>
-        <w:t xml:space="preserve"> </w:t>
-      </w:r>
-      <w:r>
-        <w:t xml:space="preserve">a </w:t>
-      </w:r>
-      <w:proofErr w:type="spellStart"/>
-      <w:r>
-        <w:t>staging</w:t>
-      </w:r>
-      <w:proofErr w:type="spellEnd"/>
-      <w:r>
-        <w:t xml:space="preserve"> adatokat áthelyezi a ténytáblába és a dimenziókba</w:t>
+      <w:r>
+        <w:t xml:space="preserve"> </w:t>
+      </w:r>
+      <w:r>
+        <w:t>a staging adatokat áthelyezi a ténytáblába és a dimenziókba</w:t>
       </w:r>
     </w:p>
     <w:p>
@@ -788,11 +460,9 @@
           <w:numId w:val="2"/>
         </w:numPr>
       </w:pPr>
-      <w:proofErr w:type="spellStart"/>
       <w:r>
         <w:t>AggregateMonthly.dtsx</w:t>
       </w:r>
-      <w:proofErr w:type="spellEnd"/>
       <w:r>
         <w:t xml:space="preserve"> </w:t>
       </w:r>
@@ -808,11 +478,9 @@
           <w:numId w:val="2"/>
         </w:numPr>
       </w:pPr>
-      <w:proofErr w:type="spellStart"/>
       <w:r>
         <w:t>AggregateCategory.dtsx</w:t>
       </w:r>
-      <w:proofErr w:type="spellEnd"/>
       <w:r>
         <w:t xml:space="preserve"> </w:t>
       </w:r>
@@ -830,7 +498,6 @@
       <w:r>
         <w:t xml:space="preserve">A </w:t>
       </w:r>
-      <w:proofErr w:type="spellStart"/>
       <w:r>
         <w:rPr>
           <w:b/>
@@ -838,32 +505,14 @@
         </w:rPr>
         <w:t>reports</w:t>
       </w:r>
-      <w:proofErr w:type="spellEnd"/>
-      <w:r>
-        <w:t xml:space="preserve"> mappa tartalmazza a </w:t>
-      </w:r>
-      <w:proofErr w:type="spellStart"/>
-      <w:r>
-        <w:t>RetailDW_reports.pbix</w:t>
-      </w:r>
-      <w:proofErr w:type="spellEnd"/>
-      <w:r>
-        <w:t xml:space="preserve"> </w:t>
-      </w:r>
-      <w:proofErr w:type="spellStart"/>
-      <w:r>
-        <w:t>Power</w:t>
-      </w:r>
-      <w:proofErr w:type="spellEnd"/>
-      <w:r>
-        <w:t xml:space="preserve"> BI riportfájlt.</w:t>
+      <w:r>
+        <w:t xml:space="preserve"> mappa tartalmazza a RetailDW_reports.pbix Power BI riportfájlt.</w:t>
       </w:r>
     </w:p>
     <w:p>
       <w:r>
         <w:t xml:space="preserve">A </w:t>
       </w:r>
-      <w:proofErr w:type="spellStart"/>
       <w:r>
         <w:rPr>
           <w:b/>
@@ -871,32 +520,14 @@
         </w:rPr>
         <w:t>notebooks</w:t>
       </w:r>
-      <w:proofErr w:type="spellEnd"/>
-      <w:r>
-        <w:t xml:space="preserve"> mappa tartalmazza a </w:t>
-      </w:r>
-      <w:proofErr w:type="spellStart"/>
-      <w:r>
-        <w:t>sales_forecasting.ipynb</w:t>
-      </w:r>
-      <w:proofErr w:type="spellEnd"/>
-      <w:r>
-        <w:t xml:space="preserve"> </w:t>
-      </w:r>
-      <w:proofErr w:type="spellStart"/>
-      <w:r>
-        <w:t>Jupyter</w:t>
-      </w:r>
-      <w:proofErr w:type="spellEnd"/>
-      <w:r>
-        <w:t xml:space="preserve"> notebookot.</w:t>
+      <w:r>
+        <w:t xml:space="preserve"> mappa tartalmazza a sales_forecasting.ipynb Jupyter notebookot.</w:t>
       </w:r>
     </w:p>
     <w:p>
       <w:r>
         <w:t xml:space="preserve">A </w:t>
       </w:r>
-      <w:proofErr w:type="spellStart"/>
       <w:r>
         <w:rPr>
           <w:b/>
@@ -904,7 +535,6 @@
         </w:rPr>
         <w:t>docs</w:t>
       </w:r>
-      <w:proofErr w:type="spellEnd"/>
       <w:r>
         <w:t xml:space="preserve"> mappa kiegészítő dokumentumokat tartalmaz, köztük ezt a fájlt</w:t>
       </w:r>
@@ -916,325 +546,246 @@
       <w:r>
         <w:t xml:space="preserve">Az </w:t>
       </w:r>
-      <w:proofErr w:type="spellStart"/>
       <w:r>
         <w:rPr>
           <w:b/>
           <w:bCs/>
         </w:rPr>
-        <w:t>sql</w:t>
-      </w:r>
-      <w:proofErr w:type="spellEnd"/>
+        <w:t xml:space="preserve">sql </w:t>
+      </w:r>
+      <w:r>
+        <w:t>mappa tartalmaz adatbázis építő scripteket.</w:t>
+      </w:r>
+    </w:p>
+    <w:p>
+      <w:pPr>
+        <w:pStyle w:val="Heading2"/>
+        <w:rPr>
+          <w:rFonts w:asciiTheme="minorHAnsi" w:hAnsiTheme="minorHAnsi"/>
+        </w:rPr>
+      </w:pPr>
+      <w:r>
+        <w:rPr>
+          <w:rFonts w:asciiTheme="minorHAnsi" w:hAnsiTheme="minorHAnsi"/>
+        </w:rPr>
+        <w:t>ADATBÁZIS-STRUKTÚRA</w:t>
+      </w:r>
+    </w:p>
+    <w:p>
+      <w:r>
+        <w:t>Az adatbázis neve RetailDW, és a (localdb)\MSSQLLocalDB SQL Server példányon fut.</w:t>
+      </w:r>
+      <w:r>
+        <w:t xml:space="preserve"> </w:t>
+      </w:r>
+      <w:r>
+        <w:t>Csillagsémát használ, amelynek középpontjában egy ténytábla áll, amelyhez három</w:t>
+      </w:r>
+      <w:r>
+        <w:t xml:space="preserve"> </w:t>
+      </w:r>
+      <w:r>
+        <w:t>dimenziótábla, két előre számított összesítő tábla és egy staging tábla kapcsolódik.</w:t>
+      </w:r>
+      <w:r>
+        <w:t xml:space="preserve"> </w:t>
+      </w:r>
+    </w:p>
+    <w:p>
+      <w:r>
+        <w:t xml:space="preserve">A </w:t>
+      </w:r>
       <w:r>
         <w:rPr>
           <w:b/>
           <w:bCs/>
         </w:rPr>
-        <w:t xml:space="preserve"> </w:t>
-      </w:r>
-      <w:r>
-        <w:t>mappa tartalmaz adatbázis építő scripteket.</w:t>
-      </w:r>
-    </w:p>
-    <w:p>
-      <w:pPr>
-        <w:pStyle w:val="Heading2"/>
-        <w:rPr>
-          <w:rFonts w:asciiTheme="minorHAnsi" w:hAnsiTheme="minorHAnsi"/>
-        </w:rPr>
-      </w:pPr>
-      <w:r>
-        <w:rPr>
-          <w:rFonts w:asciiTheme="minorHAnsi" w:hAnsiTheme="minorHAnsi"/>
-        </w:rPr>
-        <w:t>ADATBÁZIS-STRUKTÚRA</w:t>
-      </w:r>
-    </w:p>
-    <w:p>
-      <w:r>
-        <w:t xml:space="preserve">Az adatbázis neve </w:t>
-      </w:r>
-      <w:proofErr w:type="spellStart"/>
-      <w:r>
-        <w:t>RetailDW</w:t>
-      </w:r>
-      <w:proofErr w:type="spellEnd"/>
-      <w:r>
-        <w:t>, és a (</w:t>
-      </w:r>
-      <w:proofErr w:type="spellStart"/>
-      <w:r>
-        <w:t>localdb</w:t>
-      </w:r>
-      <w:proofErr w:type="spellEnd"/>
-      <w:r>
-        <w:t>)\</w:t>
-      </w:r>
-      <w:proofErr w:type="spellStart"/>
-      <w:r>
-        <w:t>MSSQLLocalDB</w:t>
-      </w:r>
-      <w:proofErr w:type="spellEnd"/>
-      <w:r>
-        <w:t xml:space="preserve"> SQL Server példányon fut.</w:t>
-      </w:r>
-      <w:r>
-        <w:t xml:space="preserve"> </w:t>
-      </w:r>
-      <w:r>
-        <w:t>Csillagsémát használ, amelynek középpontjában egy ténytábla áll, amelyhez három</w:t>
-      </w:r>
-      <w:r>
-        <w:t xml:space="preserve"> </w:t>
-      </w:r>
-      <w:r>
-        <w:t xml:space="preserve">dimenziótábla, két előre számított összesítő tábla és egy </w:t>
-      </w:r>
-      <w:proofErr w:type="spellStart"/>
-      <w:r>
-        <w:t>staging</w:t>
-      </w:r>
-      <w:proofErr w:type="spellEnd"/>
-      <w:r>
-        <w:t xml:space="preserve"> tábla kapcsolódik.</w:t>
-      </w:r>
-      <w:r>
-        <w:t xml:space="preserve"> </w:t>
+        <w:t>dim_time</w:t>
+      </w:r>
+      <w:r>
+        <w:t xml:space="preserve"> dimenziótábla 2014. január 1-jétől 2018. december 31-ig minden napra</w:t>
+      </w:r>
+      <w:r>
+        <w:t xml:space="preserve"> </w:t>
+      </w:r>
+      <w:r>
+        <w:t>tartalmaz egy sort, összesen 2557 sort. Minden sor tárolja a dátumkulcsot (egy egész</w:t>
+      </w:r>
+      <w:r>
+        <w:t xml:space="preserve"> </w:t>
+      </w:r>
+      <w:r>
+        <w:t>szám yyyyMMdd formátumban), a teljes dátumot, az évet, a hónapot, a hétszámot, a hét</w:t>
+      </w:r>
+      <w:r>
+        <w:t xml:space="preserve"> </w:t>
+      </w:r>
+      <w:r>
+        <w:t>napját, a nap nevét, a hónap nevét, valamint egy jelzőt, amely mutatja, hogy az adott</w:t>
+      </w:r>
+      <w:r>
+        <w:t xml:space="preserve"> </w:t>
+      </w:r>
+      <w:r>
+        <w:t>nap ünnepnap-e.</w:t>
       </w:r>
     </w:p>
     <w:p>
       <w:r>
         <w:t xml:space="preserve">A </w:t>
       </w:r>
-      <w:proofErr w:type="spellStart"/>
       <w:r>
         <w:rPr>
           <w:b/>
           <w:bCs/>
         </w:rPr>
-        <w:t>dim_time</w:t>
-      </w:r>
-      <w:proofErr w:type="spellEnd"/>
-      <w:r>
-        <w:t xml:space="preserve"> dimenziótábla 2014. január 1-jétől 2018. december 31-ig minden napra</w:t>
-      </w:r>
-      <w:r>
-        <w:t xml:space="preserve"> </w:t>
-      </w:r>
-      <w:r>
-        <w:t>tartalmaz egy sort, összesen 2557 sort. Minden sor tárolja a dátumkulcsot (egy egész</w:t>
-      </w:r>
-      <w:r>
-        <w:t xml:space="preserve"> </w:t>
-      </w:r>
-      <w:r>
-        <w:t xml:space="preserve">szám </w:t>
-      </w:r>
-      <w:proofErr w:type="spellStart"/>
-      <w:r>
-        <w:t>yyyyMMdd</w:t>
-      </w:r>
-      <w:proofErr w:type="spellEnd"/>
-      <w:r>
-        <w:t xml:space="preserve"> formátumban), a teljes dátumot, az évet, a hónapot, a hétszámot, a hét</w:t>
-      </w:r>
-      <w:r>
-        <w:t xml:space="preserve"> </w:t>
-      </w:r>
-      <w:r>
-        <w:t>napját, a nap nevét, a hónap nevét, valamint egy jelzőt, amely mutatja, hogy az adott</w:t>
-      </w:r>
-      <w:r>
-        <w:t xml:space="preserve"> </w:t>
-      </w:r>
-      <w:r>
-        <w:t>nap ünnepnap-e.</w:t>
-      </w:r>
-    </w:p>
-    <w:p>
-      <w:r>
+        <w:t>dim_holiday</w:t>
+      </w:r>
+      <w:r>
+        <w:t xml:space="preserve"> dimenziótábla 342 sort tartalmaz az USA állami ünnepnapjairól. Minden sor</w:t>
+      </w:r>
+      <w:r>
+        <w:t xml:space="preserve"> </w:t>
+      </w:r>
+      <w:r>
+        <w:t>tárolja az ünnepnap dátumát, nevét, a hét napját, a hónapot, a napot és az évet.</w:t>
+      </w:r>
+    </w:p>
+    <w:p>
+      <w:r>
+        <w:lastRenderedPageBreak/>
         <w:t xml:space="preserve">A </w:t>
       </w:r>
-      <w:proofErr w:type="spellStart"/>
       <w:r>
         <w:rPr>
           <w:b/>
           <w:bCs/>
         </w:rPr>
-        <w:t>dim_holiday</w:t>
-      </w:r>
-      <w:proofErr w:type="spellEnd"/>
-      <w:r>
-        <w:t xml:space="preserve"> dimenziótábla 342 sort tartalmaz az USA állami ünnepnapjairól. Minden sor</w:t>
-      </w:r>
-      <w:r>
-        <w:t xml:space="preserve"> </w:t>
-      </w:r>
-      <w:r>
-        <w:t>tárolja az ünnepnap dátumát, nevét, a hét napját, a hónapot, a napot és az évet.</w:t>
-      </w:r>
-    </w:p>
-    <w:p>
-      <w:r>
-        <w:lastRenderedPageBreak/>
+        <w:t>dim_category</w:t>
+      </w:r>
+      <w:r>
+        <w:t xml:space="preserve"> dimenziótábla 17 sort tartalmaz, amelyek az ertekesitesi adatokban</w:t>
+      </w:r>
+      <w:r>
+        <w:t xml:space="preserve"> </w:t>
+      </w:r>
+      <w:r>
+        <w:t>szereplő egyedi termékkategória és alkategória kombinációkat képviselik.</w:t>
+      </w:r>
+    </w:p>
+    <w:p>
+      <w:r>
         <w:t xml:space="preserve">A </w:t>
       </w:r>
-      <w:proofErr w:type="spellStart"/>
       <w:r>
         <w:rPr>
           <w:b/>
           <w:bCs/>
         </w:rPr>
-        <w:t>dim_category</w:t>
-      </w:r>
-      <w:proofErr w:type="spellEnd"/>
-      <w:r>
-        <w:t xml:space="preserve"> dimenziótábla 17 sort tartalmaz, amelyek az </w:t>
-      </w:r>
-      <w:proofErr w:type="spellStart"/>
-      <w:r>
-        <w:t>ertekesitesi</w:t>
-      </w:r>
-      <w:proofErr w:type="spellEnd"/>
-      <w:r>
-        <w:t xml:space="preserve"> adatokban</w:t>
-      </w:r>
-      <w:r>
-        <w:t xml:space="preserve"> </w:t>
-      </w:r>
-      <w:r>
-        <w:t>szereplő egyedi termékkategória és alkategória kombinációkat képviselik.</w:t>
-      </w:r>
-    </w:p>
-    <w:p>
-      <w:r>
-        <w:t xml:space="preserve">A </w:t>
-      </w:r>
-      <w:proofErr w:type="spellStart"/>
+        <w:t>fact_sales</w:t>
+      </w:r>
+      <w:r>
+        <w:t xml:space="preserve"> ténytábla a központi ténytábla 9994 sorral. Minden sor egy értékesítési</w:t>
+      </w:r>
+      <w:r>
+        <w:t xml:space="preserve"> </w:t>
+      </w:r>
+      <w:r>
+        <w:t>tranzakciót képvisel, és tárolja a rendelésazonosítót, a dátumkulcsot, a kategória</w:t>
+      </w:r>
+      <w:r>
+        <w:t xml:space="preserve"> </w:t>
+      </w:r>
+      <w:r>
+        <w:t>kulcsot, a vásárlóazonosítót, a vásárlói szegmenst, a várost, az államot, a régiót,</w:t>
+      </w:r>
+      <w:r>
+        <w:t xml:space="preserve"> </w:t>
+      </w:r>
+      <w:r>
+        <w:t xml:space="preserve">az </w:t>
+      </w:r>
+      <w:r>
+        <w:t>értékesítési</w:t>
+      </w:r>
+      <w:r>
+        <w:t xml:space="preserve"> összeget, a mennyiséget, az engedményt, a profitot és egy ünnepnap</w:t>
+      </w:r>
+      <w:r>
+        <w:t xml:space="preserve"> </w:t>
+      </w:r>
+      <w:r>
+        <w:t>jelzőt.</w:t>
+      </w:r>
+    </w:p>
+    <w:p>
+      <w:r>
+        <w:t xml:space="preserve">Az </w:t>
+      </w:r>
       <w:r>
         <w:rPr>
           <w:b/>
           <w:bCs/>
         </w:rPr>
-        <w:t>fact_sales</w:t>
-      </w:r>
-      <w:proofErr w:type="spellEnd"/>
-      <w:r>
-        <w:t xml:space="preserve"> ténytábla a központi ténytábla 9994 sorral. Minden sor egy értékesítési</w:t>
-      </w:r>
-      <w:r>
-        <w:t xml:space="preserve"> </w:t>
-      </w:r>
-      <w:r>
-        <w:t>tranzakciót képvisel, és tárolja a rendelésazonosítót, a dátumkulcsot, a kategória</w:t>
-      </w:r>
-      <w:r>
-        <w:t xml:space="preserve"> </w:t>
-      </w:r>
-      <w:r>
-        <w:t xml:space="preserve">kulcsot, a vásárlóazonosítót, a vásárlói </w:t>
-      </w:r>
-      <w:proofErr w:type="spellStart"/>
-      <w:r>
-        <w:t>szegmenst</w:t>
-      </w:r>
-      <w:proofErr w:type="spellEnd"/>
-      <w:r>
-        <w:t>, a várost, az államot, a régiót,</w:t>
-      </w:r>
-      <w:r>
-        <w:t xml:space="preserve"> </w:t>
-      </w:r>
-      <w:r>
-        <w:t xml:space="preserve">az </w:t>
-      </w:r>
-      <w:r>
-        <w:t>értékesítési</w:t>
-      </w:r>
-      <w:r>
-        <w:t xml:space="preserve"> összeget, a mennyiséget, az engedményt, a profitot és egy ünnepnap</w:t>
-      </w:r>
-      <w:r>
-        <w:t xml:space="preserve"> </w:t>
-      </w:r>
-      <w:r>
-        <w:t>jelzőt.</w:t>
+        <w:t>agg_monthly_sales</w:t>
+      </w:r>
+      <w:r>
+        <w:t xml:space="preserve"> tábla egy előre számított összesítés 573 sorral, amely év,</w:t>
+      </w:r>
+      <w:r>
+        <w:t xml:space="preserve"> </w:t>
+      </w:r>
+      <w:r>
+        <w:t>hónap, régió és kategória szerint csoportosítja az értékesítéseket, és tartalmazza</w:t>
+      </w:r>
+      <w:r>
+        <w:t xml:space="preserve"> </w:t>
+      </w:r>
+      <w:r>
+        <w:t>a teljes értékesítést, teljes profitot és rendelésszámot.</w:t>
       </w:r>
     </w:p>
     <w:p>
       <w:r>
         <w:t xml:space="preserve">Az </w:t>
       </w:r>
-      <w:proofErr w:type="spellStart"/>
       <w:r>
         <w:rPr>
           <w:b/>
           <w:bCs/>
         </w:rPr>
-        <w:t>agg_monthly_sales</w:t>
-      </w:r>
-      <w:proofErr w:type="spellEnd"/>
-      <w:r>
-        <w:t xml:space="preserve"> tábla egy előre számított összesítés 573 sorral, amely év,</w:t>
-      </w:r>
-      <w:r>
-        <w:t xml:space="preserve"> </w:t>
-      </w:r>
-      <w:r>
-        <w:t>hónap, régió és kategória szerint csoportosítja az értékesítéseket, és tartalmazza</w:t>
-      </w:r>
-      <w:r>
-        <w:t xml:space="preserve"> </w:t>
-      </w:r>
-      <w:r>
-        <w:t>a teljes értékesítést, teljes profitot és rendelésszámot.</w:t>
-      </w:r>
-    </w:p>
-    <w:p>
-      <w:r>
-        <w:t xml:space="preserve">Az </w:t>
-      </w:r>
-      <w:proofErr w:type="spellStart"/>
+        <w:t>agg_category_sales</w:t>
+      </w:r>
+      <w:r>
+        <w:t xml:space="preserve"> tábla egy előre számított összesítés 17 sorral, amely kategória</w:t>
+      </w:r>
+      <w:r>
+        <w:t xml:space="preserve"> </w:t>
+      </w:r>
+      <w:r>
+        <w:t>és alkategória szerint csoportosítja az értékesítéseket, és tartalmazza a teljes</w:t>
+      </w:r>
+      <w:r>
+        <w:t xml:space="preserve"> </w:t>
+      </w:r>
+      <w:r>
+        <w:t>értékesítést, teljes profitot, átlagos engedményt és teljes mennyiséget.</w:t>
+      </w:r>
+      <w:r>
+        <w:t xml:space="preserve"> </w:t>
+      </w:r>
+    </w:p>
+    <w:p>
+      <w:r>
+        <w:t xml:space="preserve">A </w:t>
+      </w:r>
       <w:r>
         <w:rPr>
           <w:b/>
           <w:bCs/>
         </w:rPr>
-        <w:t>agg_category_sales</w:t>
-      </w:r>
-      <w:proofErr w:type="spellEnd"/>
-      <w:r>
-        <w:t xml:space="preserve"> tábla egy előre számított összesítés 17 sorral, amely kategória</w:t>
-      </w:r>
-      <w:r>
-        <w:t xml:space="preserve"> </w:t>
-      </w:r>
-      <w:r>
-        <w:t>és alkategória szerint csoportosítja az értékesítéseket, és tartalmazza a teljes</w:t>
-      </w:r>
-      <w:r>
-        <w:t xml:space="preserve"> </w:t>
-      </w:r>
-      <w:r>
-        <w:t>értékesítést, teljes profitot, átlagos engedményt és teljes mennyiséget.</w:t>
-      </w:r>
-      <w:r>
-        <w:t xml:space="preserve"> </w:t>
-      </w:r>
-    </w:p>
-    <w:p>
-      <w:r>
-        <w:t xml:space="preserve">A </w:t>
-      </w:r>
-      <w:proofErr w:type="spellStart"/>
-      <w:r>
-        <w:rPr>
-          <w:b/>
-          <w:bCs/>
-        </w:rPr>
         <w:t>staging_sales</w:t>
       </w:r>
-      <w:proofErr w:type="spellEnd"/>
       <w:r>
         <w:t xml:space="preserve"> tábla egy ideiglenes tárolóterület a nyers CSV-adatok számára az ETL</w:t>
       </w:r>
@@ -1267,37 +818,13 @@
     </w:p>
     <w:p>
       <w:r>
-        <w:t xml:space="preserve">Az ETL </w:t>
-      </w:r>
-      <w:proofErr w:type="spellStart"/>
-      <w:r>
-        <w:t>pipeline</w:t>
-      </w:r>
-      <w:proofErr w:type="spellEnd"/>
-      <w:r>
-        <w:t xml:space="preserve"> hat SSIS csomagból áll, amelyeket a </w:t>
-      </w:r>
-      <w:proofErr w:type="spellStart"/>
-      <w:r>
-        <w:t>Master.dtsx</w:t>
-      </w:r>
-      <w:proofErr w:type="spellEnd"/>
-      <w:r>
-        <w:t xml:space="preserve"> koordinál.</w:t>
-      </w:r>
-      <w:r>
-        <w:t xml:space="preserve"> </w:t>
-      </w:r>
-      <w:r>
-        <w:t xml:space="preserve">Az első lépés törli a </w:t>
-      </w:r>
-      <w:proofErr w:type="spellStart"/>
-      <w:r>
-        <w:t>staging</w:t>
-      </w:r>
-      <w:proofErr w:type="spellEnd"/>
-      <w:r>
-        <w:t xml:space="preserve"> táblát, hogy az előző futás esetleges maradék adatai</w:t>
+        <w:t>Az ETL pipeline hat SSIS csomagból áll, amelyeket a Master.dtsx koordinál.</w:t>
+      </w:r>
+      <w:r>
+        <w:t xml:space="preserve"> </w:t>
+      </w:r>
+      <w:r>
+        <w:t>Az első lépés törli a staging táblát, hogy az előző futás esetleges maradék adatai</w:t>
       </w:r>
       <w:r>
         <w:t xml:space="preserve"> </w:t>
@@ -1308,295 +835,94 @@
     </w:p>
     <w:p>
       <w:r>
-        <w:t xml:space="preserve">A második lépés betölti az ünnepnap dimenziót. A </w:t>
-      </w:r>
-      <w:proofErr w:type="spellStart"/>
-      <w:r>
-        <w:t>LoadHolidayDimension.dtsx</w:t>
-      </w:r>
-      <w:proofErr w:type="spellEnd"/>
-      <w:r>
-        <w:t xml:space="preserve"> közvetlenül</w:t>
-      </w:r>
-      <w:r>
-        <w:t xml:space="preserve"> </w:t>
-      </w:r>
-      <w:r>
-        <w:t xml:space="preserve">olvassa az "US </w:t>
-      </w:r>
-      <w:proofErr w:type="spellStart"/>
-      <w:r>
-        <w:t>Holiday</w:t>
-      </w:r>
-      <w:proofErr w:type="spellEnd"/>
-      <w:r>
-        <w:t xml:space="preserve"> </w:t>
-      </w:r>
-      <w:proofErr w:type="spellStart"/>
-      <w:r>
-        <w:t>Dates</w:t>
-      </w:r>
-      <w:proofErr w:type="spellEnd"/>
-      <w:r>
-        <w:t xml:space="preserve"> (2004-2021).</w:t>
-      </w:r>
-      <w:proofErr w:type="spellStart"/>
-      <w:r>
-        <w:t>csv</w:t>
-      </w:r>
-      <w:proofErr w:type="spellEnd"/>
-      <w:r>
-        <w:t>" fájlt. A fájl vesszővel tagolt, és</w:t>
-      </w:r>
-      <w:r>
-        <w:t xml:space="preserve"> </w:t>
-      </w:r>
-      <w:r>
-        <w:t xml:space="preserve">egyes ünnepnevekben vesszők szerepelnek (például "Martin Luther King, </w:t>
-      </w:r>
-      <w:proofErr w:type="spellStart"/>
-      <w:r>
-        <w:t>Jr</w:t>
-      </w:r>
-      <w:proofErr w:type="spellEnd"/>
-      <w:r>
-        <w:t>. Day"), amelyeket</w:t>
-      </w:r>
-      <w:r>
-        <w:t xml:space="preserve"> </w:t>
-      </w:r>
-      <w:r>
-        <w:t xml:space="preserve">a </w:t>
-      </w:r>
-      <w:proofErr w:type="spellStart"/>
-      <w:r>
-        <w:t>flat</w:t>
-      </w:r>
-      <w:proofErr w:type="spellEnd"/>
-      <w:r>
-        <w:t xml:space="preserve"> file kapcsolatkezelőben beállított idézőjel szövegelhatároló kezel. A csomag</w:t>
-      </w:r>
-      <w:r>
-        <w:t xml:space="preserve"> </w:t>
-      </w:r>
-      <w:r>
-        <w:t xml:space="preserve">minden futáskor </w:t>
-      </w:r>
-      <w:proofErr w:type="spellStart"/>
-      <w:r>
-        <w:t>truncate-eli</w:t>
-      </w:r>
-      <w:proofErr w:type="spellEnd"/>
-      <w:r>
-        <w:t xml:space="preserve"> és teljesen újratölti a </w:t>
-      </w:r>
-      <w:proofErr w:type="spellStart"/>
-      <w:r>
-        <w:t>dim_holiday</w:t>
-      </w:r>
-      <w:proofErr w:type="spellEnd"/>
-      <w:r>
-        <w:t xml:space="preserve"> táblát.</w:t>
-      </w:r>
-    </w:p>
-    <w:p>
-      <w:r>
-        <w:t xml:space="preserve">A harmadik lépés egy ciklus, amely végigmegy az összes sales_chunk_*.csv fájlon a </w:t>
-      </w:r>
-      <w:proofErr w:type="spellStart"/>
-      <w:r>
-        <w:t>split</w:t>
-      </w:r>
-      <w:proofErr w:type="spellEnd"/>
-      <w:r>
-        <w:t xml:space="preserve"> </w:t>
-      </w:r>
-      <w:r>
-        <w:t xml:space="preserve">mappában. Minden fájl esetén a </w:t>
-      </w:r>
-      <w:proofErr w:type="spellStart"/>
-      <w:r>
-        <w:t>LoadSalesChunk.dtsx</w:t>
-      </w:r>
-      <w:proofErr w:type="spellEnd"/>
-      <w:r>
-        <w:t xml:space="preserve"> beolvassa a fájlt és betölti a</w:t>
-      </w:r>
-      <w:r>
-        <w:t xml:space="preserve"> </w:t>
-      </w:r>
-      <w:proofErr w:type="spellStart"/>
-      <w:r>
-        <w:t>staging_sales</w:t>
-      </w:r>
-      <w:proofErr w:type="spellEnd"/>
-      <w:r>
-        <w:t xml:space="preserve"> táblába, majd a </w:t>
-      </w:r>
-      <w:proofErr w:type="spellStart"/>
-      <w:r>
-        <w:t>TransformToFact.dtsx</w:t>
-      </w:r>
-      <w:proofErr w:type="spellEnd"/>
-      <w:r>
-        <w:t xml:space="preserve"> négy SQL műveletet hajt </w:t>
+        <w:t>A második lépés betölti az ünnepnap dimenziót. A LoadHolidayDimension.dtsx közvetlenül</w:t>
+      </w:r>
+      <w:r>
+        <w:t xml:space="preserve"> </w:t>
+      </w:r>
+      <w:r>
+        <w:t>olvassa az "US Holiday Dates (2004-2021).csv" fájlt. A fájl vesszővel tagolt, és</w:t>
+      </w:r>
+      <w:r>
+        <w:t xml:space="preserve"> </w:t>
+      </w:r>
+      <w:r>
+        <w:t>egyes ünnepnevekben vesszők szerepelnek (például "Martin Luther King, Jr. Day"), amelyeket</w:t>
+      </w:r>
+      <w:r>
+        <w:t xml:space="preserve"> </w:t>
+      </w:r>
+      <w:r>
+        <w:t>a flat file kapcsolatkezelőben beállított idézőjel szövegelhatároló kezel. A csomag</w:t>
+      </w:r>
+      <w:r>
+        <w:t xml:space="preserve"> </w:t>
+      </w:r>
+      <w:r>
+        <w:t>minden futáskor truncate-eli és teljesen újratölti a dim_holiday táblát.</w:t>
+      </w:r>
+    </w:p>
+    <w:p>
+      <w:r>
+        <w:t>A harmadik lépés egy ciklus, amely végigmegy az összes sales_chunk_*.csv fájlon a split</w:t>
+      </w:r>
+      <w:r>
+        <w:t xml:space="preserve"> </w:t>
+      </w:r>
+      <w:r>
+        <w:t>mappában. Minden fájl esetén a LoadSalesChunk.dtsx beolvassa a fájlt és betölti a</w:t>
+      </w:r>
+      <w:r>
+        <w:t xml:space="preserve"> </w:t>
+      </w:r>
+      <w:r>
+        <w:t xml:space="preserve">staging_sales táblába, majd a TransformToFact.dtsx négy SQL műveletet hajt </w:t>
       </w:r>
       <w:r>
         <w:t xml:space="preserve">végre: beilleszti </w:t>
       </w:r>
       <w:r>
-        <w:t xml:space="preserve">az új kategória és alkategória kombinációkat a </w:t>
-      </w:r>
-      <w:proofErr w:type="spellStart"/>
-      <w:r>
-        <w:t>dim_category</w:t>
-      </w:r>
-      <w:proofErr w:type="spellEnd"/>
-      <w:r>
-        <w:t xml:space="preserve"> táblába, frissíti az </w:t>
-      </w:r>
-      <w:proofErr w:type="spellStart"/>
-      <w:r>
-        <w:t>IsHoliday</w:t>
-      </w:r>
-      <w:proofErr w:type="spellEnd"/>
-      <w:r>
-        <w:t xml:space="preserve"> </w:t>
-      </w:r>
-      <w:r>
-        <w:t xml:space="preserve">jelzőt a </w:t>
-      </w:r>
-      <w:proofErr w:type="spellStart"/>
-      <w:r>
-        <w:t>dim_time</w:t>
-      </w:r>
-      <w:proofErr w:type="spellEnd"/>
-      <w:r>
-        <w:t xml:space="preserve"> táblában a </w:t>
-      </w:r>
-      <w:proofErr w:type="spellStart"/>
-      <w:r>
-        <w:t>dim_holiday</w:t>
-      </w:r>
-      <w:proofErr w:type="spellEnd"/>
-      <w:r>
-        <w:t xml:space="preserve"> táblával való összekapcsolás alapján, beilleszti</w:t>
-      </w:r>
-      <w:r>
-        <w:t xml:space="preserve"> </w:t>
-      </w:r>
-      <w:r>
-        <w:t xml:space="preserve">az átalakított sorokat a </w:t>
-      </w:r>
-      <w:proofErr w:type="spellStart"/>
-      <w:r>
-        <w:t>fact_sales</w:t>
-      </w:r>
-      <w:proofErr w:type="spellEnd"/>
-      <w:r>
-        <w:t xml:space="preserve"> táblába egy WHERE NOT EXISTS ellenőrzéssel a</w:t>
-      </w:r>
-      <w:r>
-        <w:t xml:space="preserve"> </w:t>
-      </w:r>
-      <w:r>
-        <w:t xml:space="preserve">duplikátumok megelőzésére, végül pedig </w:t>
-      </w:r>
-      <w:proofErr w:type="spellStart"/>
-      <w:r>
-        <w:t>truncate-eli</w:t>
-      </w:r>
-      <w:proofErr w:type="spellEnd"/>
-      <w:r>
-        <w:t xml:space="preserve"> a </w:t>
-      </w:r>
-      <w:proofErr w:type="spellStart"/>
-      <w:r>
-        <w:t>staging</w:t>
-      </w:r>
-      <w:proofErr w:type="spellEnd"/>
-      <w:r>
-        <w:t xml:space="preserve"> táblát.</w:t>
-      </w:r>
-    </w:p>
-    <w:p>
-      <w:r>
-        <w:t xml:space="preserve">A negyedik és ötödik lépés újraépíti a két összesítő táblát. Az </w:t>
-      </w:r>
-      <w:proofErr w:type="spellStart"/>
-      <w:r>
-        <w:t>AggregateMonthly.dtsx</w:t>
-      </w:r>
-      <w:proofErr w:type="spellEnd"/>
-      <w:r>
-        <w:t xml:space="preserve"> </w:t>
-      </w:r>
-      <w:proofErr w:type="spellStart"/>
-      <w:r>
-        <w:t>truncate-eli</w:t>
-      </w:r>
-      <w:proofErr w:type="spellEnd"/>
-      <w:r>
-        <w:t xml:space="preserve"> és újraépíti az </w:t>
-      </w:r>
-      <w:proofErr w:type="spellStart"/>
-      <w:r>
-        <w:t>agg_monthly_sales</w:t>
-      </w:r>
-      <w:proofErr w:type="spellEnd"/>
-      <w:r>
-        <w:t xml:space="preserve"> táblát a teljes </w:t>
-      </w:r>
-      <w:proofErr w:type="spellStart"/>
-      <w:r>
-        <w:t>fact_sales</w:t>
-      </w:r>
-      <w:proofErr w:type="spellEnd"/>
-      <w:r>
-        <w:t xml:space="preserve"> tábla alapján.</w:t>
-      </w:r>
-      <w:r>
-        <w:t xml:space="preserve"> </w:t>
-      </w:r>
-      <w:r>
-        <w:t xml:space="preserve">Az </w:t>
-      </w:r>
-      <w:proofErr w:type="spellStart"/>
-      <w:r>
-        <w:t>AggregateCategory.dtsx</w:t>
-      </w:r>
-      <w:proofErr w:type="spellEnd"/>
-      <w:r>
-        <w:t xml:space="preserve"> ugyanezt teszi az </w:t>
-      </w:r>
-      <w:proofErr w:type="spellStart"/>
-      <w:r>
-        <w:t>agg_category_sales</w:t>
-      </w:r>
-      <w:proofErr w:type="spellEnd"/>
-      <w:r>
-        <w:t xml:space="preserve"> táblával.</w:t>
-      </w:r>
-    </w:p>
-    <w:p>
-      <w:r>
-        <w:t xml:space="preserve">Minden csomag </w:t>
-      </w:r>
-      <w:proofErr w:type="spellStart"/>
-      <w:r>
-        <w:t>idempotens</w:t>
-      </w:r>
-      <w:proofErr w:type="spellEnd"/>
-      <w:r>
-        <w:t xml:space="preserve">, vagyis a </w:t>
-      </w:r>
-      <w:proofErr w:type="spellStart"/>
-      <w:r>
-        <w:t>pipeline</w:t>
-      </w:r>
-      <w:proofErr w:type="spellEnd"/>
-      <w:r>
-        <w:t xml:space="preserve"> többször is futtatható duplikált vagy</w:t>
+        <w:t>az új kategória és alkategória kombinációkat a dim_category táblába, frissíti az IsHoliday</w:t>
+      </w:r>
+      <w:r>
+        <w:t xml:space="preserve"> </w:t>
+      </w:r>
+      <w:r>
+        <w:t>jelzőt a dim_time táblában a dim_holiday táblával való összekapcsolás alapján, beilleszti</w:t>
+      </w:r>
+      <w:r>
+        <w:t xml:space="preserve"> </w:t>
+      </w:r>
+      <w:r>
+        <w:t>az átalakított sorokat a fact_sales táblába egy WHERE NOT EXISTS ellenőrzéssel a</w:t>
+      </w:r>
+      <w:r>
+        <w:t xml:space="preserve"> </w:t>
+      </w:r>
+      <w:r>
+        <w:t>duplikátumok megelőzésére, végül pedig truncate-eli a staging táblát.</w:t>
+      </w:r>
+    </w:p>
+    <w:p>
+      <w:r>
+        <w:t>A negyedik és ötödik lépés újraépíti a két összesítő táblát. Az AggregateMonthly.dtsx</w:t>
+      </w:r>
+      <w:r>
+        <w:t xml:space="preserve"> </w:t>
+      </w:r>
+      <w:r>
+        <w:t>truncate-eli és újraépíti az agg_monthly_sales táblát a teljes fact_sales tábla alapján.</w:t>
+      </w:r>
+      <w:r>
+        <w:t xml:space="preserve"> </w:t>
+      </w:r>
+      <w:r>
+        <w:t>Az AggregateCategory.dtsx ugyanezt teszi az agg_category_sales táblával.</w:t>
+      </w:r>
+    </w:p>
+    <w:p>
+      <w:r>
+        <w:t>Minden csomag idempotens, vagyis a pipeline többször is futtatható duplikált vagy</w:t>
       </w:r>
       <w:r>
         <w:t xml:space="preserve"> </w:t>
@@ -1626,42 +952,13 @@
     </w:p>
     <w:p>
       <w:r>
-        <w:t>Nyissa meg az SSMS-t, és csatlakozzon a (</w:t>
-      </w:r>
-      <w:proofErr w:type="spellStart"/>
-      <w:r>
-        <w:t>localdb</w:t>
-      </w:r>
-      <w:proofErr w:type="spellEnd"/>
-      <w:r>
-        <w:t>)\</w:t>
-      </w:r>
-      <w:proofErr w:type="spellStart"/>
-      <w:r>
-        <w:t>MSSQLLocalDB</w:t>
-      </w:r>
-      <w:proofErr w:type="spellEnd"/>
-      <w:r>
-        <w:t xml:space="preserve"> példányhoz. Ha a </w:t>
-      </w:r>
-      <w:proofErr w:type="spellStart"/>
-      <w:r>
-        <w:t>RetailDW</w:t>
-      </w:r>
-      <w:proofErr w:type="spellEnd"/>
-      <w:r>
-        <w:t xml:space="preserve"> </w:t>
-      </w:r>
-      <w:r>
-        <w:t xml:space="preserve">adatbázis még nem létezik, hozza létre és futtassa a táblalétrehozó </w:t>
-      </w:r>
-      <w:proofErr w:type="spellStart"/>
-      <w:r>
-        <w:t>szkripteket</w:t>
-      </w:r>
-      <w:proofErr w:type="spellEnd"/>
-      <w:r>
-        <w:t>. Ha az</w:t>
+        <w:t>Nyissa meg az SSMS-t, és csatlakozzon a (localdb)\MSSQLLocalDB példányhoz. Ha a RetailDW</w:t>
+      </w:r>
+      <w:r>
+        <w:t xml:space="preserve"> </w:t>
+      </w:r>
+      <w:r>
+        <w:t>adatbázis még nem létezik, hozza létre és futtassa a táblalétrehozó szkripteket. Ha az</w:t>
       </w:r>
       <w:r>
         <w:t xml:space="preserve"> </w:t>
@@ -1672,27 +969,14 @@
       <w:r>
         <w:t xml:space="preserve">akkor kell lefuttatni a </w:t>
       </w:r>
-      <w:proofErr w:type="spellStart"/>
-      <w:r>
-        <w:t>reset_database.sql</w:t>
-      </w:r>
-      <w:proofErr w:type="spellEnd"/>
-      <w:r>
-        <w:t xml:space="preserve"> fájlt. Ez törli az összes adatot az összes táblából, és újra feltölti</w:t>
-      </w:r>
-      <w:r>
-        <w:t xml:space="preserve"> </w:t>
-      </w:r>
-      <w:r>
-        <w:t xml:space="preserve">a </w:t>
-      </w:r>
-      <w:proofErr w:type="spellStart"/>
-      <w:r>
-        <w:t>dim_time</w:t>
-      </w:r>
-      <w:proofErr w:type="spellEnd"/>
-      <w:r>
-        <w:t xml:space="preserve"> táblát 2014-től 2018-ig terjedő dátumokkal.</w:t>
+      <w:r>
+        <w:t>reset_database.sql fájlt. Ez törli az összes adatot az összes táblából, és újra feltölti</w:t>
+      </w:r>
+      <w:r>
+        <w:t xml:space="preserve"> </w:t>
+      </w:r>
+      <w:r>
+        <w:t>a dim_time táblát 2014-től 2018-ig terjedő dátumokkal.</w:t>
       </w:r>
     </w:p>
     <w:p>
@@ -1708,23 +992,7 @@
         <w:t xml:space="preserve"> </w:t>
       </w:r>
       <w:r>
-        <w:t xml:space="preserve">A </w:t>
-      </w:r>
-      <w:proofErr w:type="spellStart"/>
-      <w:r>
-        <w:t>szkript</w:t>
-      </w:r>
-      <w:proofErr w:type="spellEnd"/>
-      <w:r>
-        <w:t xml:space="preserve"> a </w:t>
-      </w:r>
-      <w:proofErr w:type="spellStart"/>
-      <w:r>
-        <w:t>dtexec</w:t>
-      </w:r>
-      <w:proofErr w:type="spellEnd"/>
-      <w:r>
-        <w:t xml:space="preserve"> segítségével végrehajtja a Master SSIS </w:t>
+        <w:t xml:space="preserve">A szkript a dtexec segítségével végrehajtja a Master SSIS </w:t>
       </w:r>
       <w:r>
         <w:t>csomagot</w:t>
@@ -1736,15 +1004,7 @@
         <w:t xml:space="preserve"> </w:t>
       </w:r>
       <w:r>
-        <w:t xml:space="preserve">rögzíti az etl_log.txt fájlban. A teljes </w:t>
-      </w:r>
-      <w:proofErr w:type="spellStart"/>
-      <w:r>
-        <w:t>pipeline</w:t>
-      </w:r>
-      <w:proofErr w:type="spellEnd"/>
-      <w:r>
-        <w:t xml:space="preserve"> néhány másodperc alatt lefut.</w:t>
+        <w:t>rögzíti az etl_log.txt fájlban. A teljes pipeline néhány másodperc alatt lefut.</w:t>
       </w:r>
     </w:p>
     <w:p>
@@ -1765,132 +1025,44 @@
     </w:p>
     <w:p>
       <w:r>
-        <w:t xml:space="preserve">    USE </w:t>
-      </w:r>
-      <w:proofErr w:type="spellStart"/>
-      <w:r>
-        <w:t>RetailDW</w:t>
-      </w:r>
-      <w:proofErr w:type="spellEnd"/>
-      <w:r>
-        <w:t>;</w:t>
-      </w:r>
-    </w:p>
-    <w:p>
-      <w:r>
-        <w:t xml:space="preserve">    SELECT COUNT(*) FROM </w:t>
-      </w:r>
-      <w:proofErr w:type="spellStart"/>
-      <w:r>
-        <w:t>fact_sales</w:t>
-      </w:r>
-      <w:proofErr w:type="spellEnd"/>
-      <w:r>
-        <w:t>;          -- várt eredmény: 9994</w:t>
-      </w:r>
-    </w:p>
-    <w:p>
-      <w:r>
-        <w:t xml:space="preserve">    SELECT COUNT(*) FROM </w:t>
-      </w:r>
-      <w:proofErr w:type="spellStart"/>
-      <w:r>
-        <w:t>dim_holiday</w:t>
-      </w:r>
-      <w:proofErr w:type="spellEnd"/>
-      <w:r>
-        <w:t>;         -- várt eredmény: 342</w:t>
-      </w:r>
-    </w:p>
-    <w:p>
-      <w:r>
-        <w:t xml:space="preserve">    SELECT COUNT(*) FROM </w:t>
-      </w:r>
-      <w:proofErr w:type="spellStart"/>
-      <w:r>
-        <w:t>dim_category</w:t>
-      </w:r>
-      <w:proofErr w:type="spellEnd"/>
-      <w:r>
-        <w:t>;        -- várt eredmény: 17</w:t>
-      </w:r>
-    </w:p>
-    <w:p>
-      <w:r>
-        <w:t xml:space="preserve">    SELECT COUNT(*) FROM </w:t>
-      </w:r>
-      <w:proofErr w:type="spellStart"/>
-      <w:r>
-        <w:t>agg_monthly_sales</w:t>
-      </w:r>
-      <w:proofErr w:type="spellEnd"/>
-      <w:r>
-        <w:t>;   -- várt eredmény: 573</w:t>
+        <w:t xml:space="preserve">    USE RetailDW;</w:t>
+      </w:r>
+    </w:p>
+    <w:p>
+      <w:r>
+        <w:t xml:space="preserve">    SELECT COUNT(*) FROM fact_sales;          -- várt eredmény: 9994</w:t>
+      </w:r>
+    </w:p>
+    <w:p>
+      <w:r>
+        <w:t xml:space="preserve">    SELECT COUNT(*) FROM dim_holiday;         -- várt eredmény: 342</w:t>
+      </w:r>
+    </w:p>
+    <w:p>
+      <w:r>
+        <w:t xml:space="preserve">    SELECT COUNT(*) FROM dim_category;        -- várt eredmény: 17</w:t>
+      </w:r>
+    </w:p>
+    <w:p>
+      <w:r>
+        <w:t xml:space="preserve">    SELECT COUNT(*) FROM agg_monthly_sales;   -- várt eredmény: 573</w:t>
       </w:r>
     </w:p>
     <w:p/>
     <w:p>
       <w:r>
-        <w:t xml:space="preserve">4. lépés - </w:t>
-      </w:r>
-      <w:proofErr w:type="spellStart"/>
-      <w:r>
-        <w:t>Power</w:t>
-      </w:r>
-      <w:proofErr w:type="spellEnd"/>
-      <w:r>
-        <w:t xml:space="preserve"> BI riport megnyitása</w:t>
-      </w:r>
-    </w:p>
-    <w:p>
-      <w:r>
-        <w:t xml:space="preserve">Nyissa meg a </w:t>
-      </w:r>
-      <w:proofErr w:type="spellStart"/>
-      <w:r>
-        <w:t>reports</w:t>
-      </w:r>
-      <w:proofErr w:type="spellEnd"/>
-      <w:r>
-        <w:t>/</w:t>
-      </w:r>
-      <w:proofErr w:type="spellStart"/>
-      <w:r>
-        <w:t>RetailDW_reports.pbix</w:t>
-      </w:r>
-      <w:proofErr w:type="spellEnd"/>
-      <w:r>
-        <w:t xml:space="preserve"> fájlt a </w:t>
-      </w:r>
-      <w:proofErr w:type="spellStart"/>
-      <w:r>
-        <w:t>Power</w:t>
-      </w:r>
-      <w:proofErr w:type="spellEnd"/>
-      <w:r>
-        <w:t xml:space="preserve"> BI </w:t>
-      </w:r>
-      <w:proofErr w:type="spellStart"/>
-      <w:r>
-        <w:t>Desktopban</w:t>
-      </w:r>
-      <w:proofErr w:type="spellEnd"/>
-      <w:r>
-        <w:t>. A riport</w:t>
-      </w:r>
-      <w:r>
-        <w:t xml:space="preserve"> </w:t>
-      </w:r>
-      <w:r>
-        <w:t xml:space="preserve">csatlakozik a </w:t>
-      </w:r>
-      <w:proofErr w:type="spellStart"/>
-      <w:r>
-        <w:t>RetailDW</w:t>
-      </w:r>
-      <w:proofErr w:type="spellEnd"/>
-      <w:r>
-        <w:t xml:space="preserve"> adatbázishoz és négy oldalt tartalmaz.</w:t>
+        <w:t>4. lépés - Power BI riport megnyitása</w:t>
+      </w:r>
+    </w:p>
+    <w:p>
+      <w:r>
+        <w:t>Nyissa meg a reports/RetailDW_reports.pbix fájlt a Power BI Desktopban. A riport</w:t>
+      </w:r>
+      <w:r>
+        <w:t xml:space="preserve"> </w:t>
+      </w:r>
+      <w:r>
+        <w:t>csatlakozik a RetailDW adatbázishoz és négy oldalt tartalmaz.</w:t>
       </w:r>
     </w:p>
     <w:p>
@@ -1905,15 +1077,7 @@
         <w:t>A</w:t>
       </w:r>
       <w:r>
-        <w:t xml:space="preserve"> </w:t>
-      </w:r>
-      <w:proofErr w:type="spellStart"/>
-      <w:r>
-        <w:t>Dashboard</w:t>
-      </w:r>
-      <w:proofErr w:type="spellEnd"/>
-      <w:r>
-        <w:t xml:space="preserve"> </w:t>
+        <w:t xml:space="preserve"> Dashboard </w:t>
       </w:r>
       <w:r>
         <w:t>oldal KPI kártyákat mutat a teljes bevételről, profitról és rendelésszámról, valamint</w:t>
@@ -1936,21 +1100,8 @@
       <w:r>
         <w:t xml:space="preserve">Az </w:t>
       </w:r>
-      <w:proofErr w:type="spellStart"/>
-      <w:r>
-        <w:t>Holiday</w:t>
-      </w:r>
-      <w:proofErr w:type="spellEnd"/>
-      <w:r>
-        <w:t xml:space="preserve"> </w:t>
-      </w:r>
-      <w:proofErr w:type="spellStart"/>
-      <w:r>
-        <w:t>Analysis</w:t>
-      </w:r>
-      <w:proofErr w:type="spellEnd"/>
-      <w:r>
-        <w:t xml:space="preserve"> </w:t>
+      <w:r>
+        <w:t xml:space="preserve">Holiday Analysis </w:t>
       </w:r>
       <w:r>
         <w:t>oldal összehasonlítja az ünnepnapokon</w:t>
@@ -1997,22 +1148,18 @@
       <w:r>
         <w:t xml:space="preserve">A </w:t>
       </w:r>
-      <w:proofErr w:type="spellStart"/>
       <w:r>
         <w:t>Monthly</w:t>
       </w:r>
-      <w:proofErr w:type="spellEnd"/>
-      <w:r>
-        <w:t xml:space="preserve"> </w:t>
-      </w:r>
-      <w:proofErr w:type="spellStart"/>
+      <w:r>
+        <w:t xml:space="preserve"> </w:t>
+      </w:r>
       <w:r>
         <w:t>Tr</w:t>
       </w:r>
       <w:r>
         <w:t>ends</w:t>
       </w:r>
-      <w:proofErr w:type="spellEnd"/>
       <w:r>
         <w:t xml:space="preserve"> oldal egy havi értékesítési</w:t>
       </w:r>
@@ -2025,126 +1172,25 @@
     </w:p>
     <w:p>
       <w:r>
-        <w:t xml:space="preserve">Megjegyzés: a </w:t>
-      </w:r>
-      <w:proofErr w:type="spellStart"/>
-      <w:r>
-        <w:t>LocalDB</w:t>
-      </w:r>
-      <w:proofErr w:type="spellEnd"/>
-      <w:r>
-        <w:t xml:space="preserve"> dinamikus </w:t>
-      </w:r>
-      <w:proofErr w:type="spellStart"/>
-      <w:r>
-        <w:t>named</w:t>
-      </w:r>
-      <w:proofErr w:type="spellEnd"/>
-      <w:r>
-        <w:t xml:space="preserve"> </w:t>
-      </w:r>
-      <w:proofErr w:type="spellStart"/>
-      <w:r>
-        <w:t>pipe</w:t>
-      </w:r>
-      <w:proofErr w:type="spellEnd"/>
-      <w:r>
-        <w:t xml:space="preserve">-ot használ a kapcsolathoz. Ha a </w:t>
-      </w:r>
-      <w:proofErr w:type="spellStart"/>
-      <w:r>
-        <w:t>Power</w:t>
-      </w:r>
-      <w:proofErr w:type="spellEnd"/>
-      <w:r>
-        <w:t xml:space="preserve"> BI nem</w:t>
-      </w:r>
-      <w:r>
-        <w:t xml:space="preserve"> </w:t>
-      </w:r>
-      <w:r>
-        <w:t>tud csatlakozni az alapértelmezett szerver névvel, futtassa az "</w:t>
-      </w:r>
-      <w:proofErr w:type="spellStart"/>
-      <w:r>
-        <w:t>sqllocaldb</w:t>
-      </w:r>
-      <w:proofErr w:type="spellEnd"/>
-      <w:r>
-        <w:t xml:space="preserve"> </w:t>
-      </w:r>
-      <w:proofErr w:type="spellStart"/>
-      <w:r>
-        <w:t>info</w:t>
-      </w:r>
-      <w:proofErr w:type="spellEnd"/>
-      <w:r>
-        <w:t xml:space="preserve"> </w:t>
-      </w:r>
-      <w:proofErr w:type="spellStart"/>
-      <w:r>
-        <w:t>MSSQLLocalDB</w:t>
-      </w:r>
-      <w:proofErr w:type="spellEnd"/>
-      <w:r>
-        <w:t>"</w:t>
-      </w:r>
-      <w:r>
-        <w:t xml:space="preserve"> </w:t>
-      </w:r>
-      <w:r>
-        <w:t xml:space="preserve">parancsot egy terminálban, és használja az ott megjelenő </w:t>
-      </w:r>
-      <w:proofErr w:type="spellStart"/>
-      <w:r>
-        <w:t>named</w:t>
-      </w:r>
-      <w:proofErr w:type="spellEnd"/>
-      <w:r>
-        <w:t xml:space="preserve"> </w:t>
-      </w:r>
-      <w:proofErr w:type="spellStart"/>
-      <w:r>
-        <w:t>pipe</w:t>
-      </w:r>
-      <w:proofErr w:type="spellEnd"/>
-      <w:r>
-        <w:t xml:space="preserve"> címet</w:t>
-      </w:r>
-      <w:r>
-        <w:t xml:space="preserve"> </w:t>
-      </w:r>
-      <w:proofErr w:type="spellStart"/>
-      <w:r>
-        <w:t>np</w:t>
-      </w:r>
-      <w:proofErr w:type="spellEnd"/>
-      <w:r>
-        <w:t>:\\.\</w:t>
-      </w:r>
-      <w:proofErr w:type="spellStart"/>
-      <w:r>
-        <w:t>pipe</w:t>
-      </w:r>
-      <w:proofErr w:type="spellEnd"/>
-      <w:r>
-        <w:t>\LOCALDB#XXXXXXXX\</w:t>
-      </w:r>
-      <w:proofErr w:type="spellStart"/>
-      <w:r>
-        <w:t>tsql</w:t>
-      </w:r>
-      <w:proofErr w:type="spellEnd"/>
-      <w:r>
-        <w:t>\</w:t>
-      </w:r>
-      <w:proofErr w:type="spellStart"/>
-      <w:r>
-        <w:t>query</w:t>
-      </w:r>
-      <w:proofErr w:type="spellEnd"/>
-      <w:r>
-        <w:t xml:space="preserve"> formátumban.</w:t>
+        <w:t>Megjegyzés: a LocalDB dinamikus named pipe-ot használ a kapcsolathoz. Ha a Power BI nem</w:t>
+      </w:r>
+      <w:r>
+        <w:t xml:space="preserve"> </w:t>
+      </w:r>
+      <w:r>
+        <w:t>tud csatlakozni az alapértelmezett szerver névvel, futtassa az "sqllocaldb info MSSQLLocalDB"</w:t>
+      </w:r>
+      <w:r>
+        <w:t xml:space="preserve"> </w:t>
+      </w:r>
+      <w:r>
+        <w:t>parancsot egy terminálban, és használja az ott megjelenő named pipe címet</w:t>
+      </w:r>
+      <w:r>
+        <w:t xml:space="preserve"> </w:t>
+      </w:r>
+      <w:r>
+        <w:t>np:\\.\pipe\LOCALDB#XXXXXXXX\tsql\query formátumban.</w:t>
       </w:r>
     </w:p>
     <w:p>
@@ -2155,39 +1201,44 @@
     <w:p>
       <w:r>
         <w:lastRenderedPageBreak/>
-        <w:t xml:space="preserve">5. lépés - </w:t>
-      </w:r>
-      <w:proofErr w:type="spellStart"/>
-      <w:r>
-        <w:t>Jupyter</w:t>
-      </w:r>
-      <w:proofErr w:type="spellEnd"/>
-      <w:r>
-        <w:t xml:space="preserve"> notebook futtatása</w:t>
+        <w:t>5. lépés - Jupyter notebook futtatása</w:t>
+      </w:r>
+    </w:p>
+    <w:p>
+      <w:r>
+        <w:t xml:space="preserve">Jupyter notebookot érdemes </w:t>
+      </w:r>
+      <w:r>
+        <w:t>Google</w:t>
+      </w:r>
+      <w:r>
+        <w:t xml:space="preserve"> </w:t>
+      </w:r>
+      <w:r>
+        <w:t>C</w:t>
+      </w:r>
+      <w:r>
+        <w:t>olab</w:t>
+      </w:r>
+      <w:r>
+        <w:t>-</w:t>
+      </w:r>
+      <w:r>
+        <w:t>ba feltölteni hogy a függőségeket ne kelljen beállítani localban.</w:t>
       </w:r>
     </w:p>
     <w:p>
       <w:r>
         <w:t xml:space="preserve">A </w:t>
       </w:r>
-      <w:proofErr w:type="spellStart"/>
-      <w:r>
-        <w:t>sales_forecasting.ipynb</w:t>
-      </w:r>
-      <w:proofErr w:type="spellEnd"/>
-      <w:r>
-        <w:t xml:space="preserve"> fájlt </w:t>
+      <w:r>
+        <w:t xml:space="preserve">sales_forecasting.ipynb fájlt </w:t>
       </w:r>
       <w:r>
         <w:t xml:space="preserve">kell megnyitni a </w:t>
       </w:r>
-      <w:proofErr w:type="spellStart"/>
-      <w:r>
-        <w:t>Jupyterben</w:t>
-      </w:r>
-      <w:proofErr w:type="spellEnd"/>
-      <w:r>
-        <w:t>.</w:t>
+      <w:r>
+        <w:t>Jupyterben.</w:t>
       </w:r>
       <w:r>
         <w:t xml:space="preserve"> </w:t>
@@ -2199,31 +1250,7 @@
         <w:t xml:space="preserve"> </w:t>
       </w:r>
       <w:r>
-        <w:t xml:space="preserve">a </w:t>
-      </w:r>
-      <w:proofErr w:type="spellStart"/>
-      <w:r>
-        <w:t>data</w:t>
-      </w:r>
-      <w:proofErr w:type="spellEnd"/>
-      <w:r>
-        <w:t>/</w:t>
-      </w:r>
-      <w:proofErr w:type="spellStart"/>
-      <w:r>
-        <w:t>split</w:t>
-      </w:r>
-      <w:proofErr w:type="spellEnd"/>
-      <w:r>
-        <w:t xml:space="preserve"> mappából, ezért működik akkor is, ha csak néhány </w:t>
-      </w:r>
-      <w:proofErr w:type="spellStart"/>
-      <w:r>
-        <w:t>chunk</w:t>
-      </w:r>
-      <w:proofErr w:type="spellEnd"/>
-      <w:r>
-        <w:t xml:space="preserve"> áll rendelkezésre.</w:t>
+        <w:t>a data/split mappából, ezért működik akkor is, ha csak néhány chunk áll rendelkezésre.</w:t>
       </w:r>
     </w:p>
     <w:p>
@@ -2252,15 +1279,7 @@
         <w:t xml:space="preserve"> </w:t>
       </w:r>
       <w:r>
-        <w:t xml:space="preserve">periodikus jellegét. A harmadik és negyedik rész </w:t>
-      </w:r>
-      <w:proofErr w:type="spellStart"/>
-      <w:r>
-        <w:t>StandardScaler</w:t>
-      </w:r>
-      <w:proofErr w:type="spellEnd"/>
-      <w:r>
-        <w:t xml:space="preserve"> segítségével skálázza</w:t>
+        <w:t>periodikus jellegét. A harmadik és negyedik rész StandardScaler segítségével skálázza</w:t>
       </w:r>
       <w:r>
         <w:t xml:space="preserve"> </w:t>
@@ -2354,50 +1373,13 @@
     </w:p>
     <w:p>
       <w:r>
-        <w:t xml:space="preserve">A teljes </w:t>
-      </w:r>
-      <w:proofErr w:type="spellStart"/>
-      <w:r>
-        <w:t>pipeline</w:t>
-      </w:r>
-      <w:proofErr w:type="spellEnd"/>
-      <w:r>
-        <w:t xml:space="preserve"> elejéről való </w:t>
-      </w:r>
-      <w:proofErr w:type="spellStart"/>
-      <w:r>
-        <w:t>demózásához</w:t>
-      </w:r>
-      <w:proofErr w:type="spellEnd"/>
-      <w:r>
-        <w:t xml:space="preserve"> futtassa a </w:t>
-      </w:r>
-      <w:proofErr w:type="spellStart"/>
-      <w:r>
-        <w:t>reset_database.sql</w:t>
-      </w:r>
-      <w:proofErr w:type="spellEnd"/>
-      <w:r>
-        <w:t xml:space="preserve"> </w:t>
-      </w:r>
-      <w:proofErr w:type="spellStart"/>
-      <w:r>
-        <w:t>szkriptet</w:t>
-      </w:r>
-      <w:proofErr w:type="spellEnd"/>
-      <w:r>
-        <w:t xml:space="preserve"> </w:t>
-      </w:r>
-      <w:r>
-        <w:t xml:space="preserve">SSMS-ben, majd futtassa a run_ssis.bat fájlt, végül frissítse a </w:t>
-      </w:r>
-      <w:proofErr w:type="spellStart"/>
-      <w:r>
-        <w:t>Power</w:t>
-      </w:r>
-      <w:proofErr w:type="spellEnd"/>
-      <w:r>
-        <w:t xml:space="preserve"> BI riportot a</w:t>
+        <w:t>A teljes pipeline elejéről való demózásához futtassa a reset_database.sql szkriptet</w:t>
+      </w:r>
+      <w:r>
+        <w:t xml:space="preserve"> </w:t>
+      </w:r>
+      <w:r>
+        <w:t>SSMS-ben, majd futtassa a run_ssis.bat fájlt, végül frissítse a Power BI riportot a</w:t>
       </w:r>
       <w:r>
         <w:t xml:space="preserve"> </w:t>
@@ -2425,31 +1407,7 @@
     </w:p>
     <w:p>
       <w:r>
-        <w:t xml:space="preserve">A </w:t>
-      </w:r>
-      <w:proofErr w:type="spellStart"/>
-      <w:r>
-        <w:t>Superstore</w:t>
-      </w:r>
-      <w:proofErr w:type="spellEnd"/>
-      <w:r>
-        <w:t xml:space="preserve"> </w:t>
-      </w:r>
-      <w:proofErr w:type="spellStart"/>
-      <w:r>
-        <w:t>Sales</w:t>
-      </w:r>
-      <w:proofErr w:type="spellEnd"/>
-      <w:r>
-        <w:t xml:space="preserve"> adathalmaz a </w:t>
-      </w:r>
-      <w:proofErr w:type="spellStart"/>
-      <w:r>
-        <w:t>Kaggle</w:t>
-      </w:r>
-      <w:proofErr w:type="spellEnd"/>
-      <w:r>
-        <w:t xml:space="preserve"> platformról származik</w:t>
+        <w:t>A Superstore Sales adathalmaz a Kaggle platformról származik</w:t>
       </w:r>
       <w:r>
         <w:t xml:space="preserve"> (</w:t>
@@ -2475,15 +1433,7 @@
     </w:p>
     <w:p>
       <w:r>
-        <w:t xml:space="preserve">Az USA állami ünnepnapok adathalmaza szintén a </w:t>
-      </w:r>
-      <w:proofErr w:type="spellStart"/>
-      <w:r>
-        <w:t>Kaggle</w:t>
-      </w:r>
-      <w:proofErr w:type="spellEnd"/>
-      <w:r>
-        <w:t xml:space="preserve"> platformról származik</w:t>
+        <w:t>Az USA állami ünnepnapok adathalmaza szintén a Kaggle platformról származik</w:t>
       </w:r>
       <w:r>
         <w:t xml:space="preserve"> </w:t>
@@ -2511,6 +1461,35 @@
       </w:r>
       <w:r>
         <w:t>2004-től 2021-ig.</w:t>
+      </w:r>
+    </w:p>
+    <w:p>
+      <w:pPr>
+        <w:pStyle w:val="Heading2"/>
+      </w:pPr>
+      <w:r>
+        <w:t>LINKEK</w:t>
+      </w:r>
+    </w:p>
+    <w:p>
+      <w:r>
+        <w:t xml:space="preserve">Repo: </w:t>
+      </w:r>
+      <w:hyperlink r:id="rId5" w:history="1">
+        <w:r>
+          <w:rPr>
+            <w:rStyle w:val="Hyperlink"/>
+          </w:rPr>
+          <w:t>https://github.com/Fly1ngSpaghettiMonster/BILNHF</w:t>
+        </w:r>
+      </w:hyperlink>
+    </w:p>
+    <w:p>
+      <w:r>
+        <w:t xml:space="preserve">Demo Video: </w:t>
+      </w:r>
+      <w:r>
+        <w:t>https://youtu.be/r9KNfEVV2b8</w:t>
       </w:r>
     </w:p>
     <w:sectPr>
@@ -3481,6 +2460,7 @@
   <w:style w:type="character" w:default="1" w:styleId="DefaultParagraphFont">
     <w:name w:val="Default Paragraph Font"/>
     <w:uiPriority w:val="1"/>
+    <w:semiHidden/>
     <w:unhideWhenUsed/>
   </w:style>
   <w:style w:type="table" w:default="1" w:styleId="TableNormal">
